--- a/build/manuscript_inline_FINAL.docx
+++ b/build/manuscript_inline_FINAL.docx
@@ -103,7 +103,7 @@
           <w:b w:val="0"/>
           <w:i w:val="0"/>
         </w:rPr>
-        <w:t>The monotheism/polytheism distinction entered scholarship already carrying a direction. Tylor's animist sequence implied that plurality was earlier and simpler (Tylor 1871); Lang's "high gods" and Schmidt's Urmonotheismus answered that the original form was unitary and that multiplication was decay (Schmidt 1931). The debate's participants shared more than they contested: all assumed that the count of divine agents mapped onto an axis of development, so that establishing the direction of historical change settled the direction of development. Evans-Pritchard's critique (1965) dismantled the evidential base of both schools, but the grammatical form — transformation read as progression or regression along the One–Many axis — survived in softened forms.</w:t>
+        <w:t>The monotheism/polytheism distinction entered scholarship already carrying a direction. Tylor's animist sequence implied that plurality was earlier and simpler (Tylor 1871); Lang's "high gods" (Lang 1898) and Schmidt's Urmonotheismus answered that the original form was unitary and that multiplication was decay (Schmidt 1931). The debate's participants shared more than they contested: all assumed that the count of divine agents mapped onto an axis of development, so that establishing the direction of historical change settled the direction of development. Evans-Pritchard's critique (1965) dismantled the evidential base of both schools, but the grammatical form — transformation read as progression or regression along the One–Many axis — survived in softened forms.</w:t>
       </w:r>
     </w:p>
     <w:p>
@@ -112,7 +112,7 @@
           <w:b w:val="0"/>
           <w:i w:val="0"/>
         </w:rPr>
-        <w:t>Bellah's evolutionary sociology gave that grammar its most influential modern statement: religious symbol systems evolve from compact to differentiated (Bellah 1964). The axial-age literature retained the asymmetry even where it rejected the word "evolution" (Jaspers 1953; Bellah and Joas 2012). Meanwhile the "world religions" paradigm reified religions as countable wholes with stable essences, against which Masuzawa (2005), W. C. Smith (1962), and Josephson (2012) have shown the categories themselves to be historically manufactured. Within the category specifically at issue here, a recent wave of scholarship has attacked the binary directly: Versnel's demonstration that Greek religiosity operated simultaneously on incompatible registers (1990; 2011); the pagan-monotheism literature showing that "one god" language in late antiquity marked neither doctrine nor exclusivity (Athanassiadi and Frede 1999; Mitchell and Van Nuffelen 2010); philosophical decompositions of deity, god, and ultimate showing the count underdetermined (Steinhart 2013); and the proposal to replace the pair with mono-/multi-devotionalism (Hedges 2025; Schneider 2008). Assmann's Mosaic distinction relocated the real boundary from number to truth: what monotheism introduced was not one god but the true/false partition of religion (Assmann 1996; 2010). Table 1 summarizes this prior landscape and marks the novelty boundary the present argument must respect.</w:t>
+        <w:t>Bellah's evolutionary sociology gave that grammar its most influential modern statement: religious symbol systems evolve from compact to differentiated (Bellah 1964). The axial-age literature retained the asymmetry even where it rejected the word "evolution" (Jaspers 1953; Bellah and Joas 2012). Meanwhile the "world religions" paradigm reified religions as countable wholes with stable essences, against which Masuzawa (2005), W. C. Smith (1962), J. Z. Smith (1982), and Josephson (2012) have shown the categories themselves to be historically manufactured. Within the category specifically at issue here, a recent wave of scholarship has attacked the binary directly: Versnel's demonstration that Greek religiosity operated simultaneously on incompatible registers (1990; 2011); the pagan-monotheism literature showing that "one god" language in late antiquity marked neither doctrine nor exclusivity (Athanassiadi and Frede 1999; Mitchell and Van Nuffelen 2010); philosophical decompositions of deity, god, and ultimate showing the count underdetermined (Steinhart 2013); and the proposal to replace the pair with mono-/multi-devotionalism (Hedges 2025; Schneider 2008). Assmann's Mosaic distinction relocated the real boundary from number to truth: what monotheism introduced was not one god but the true/false partition of religion (Assmann 1996; 2010). Table 1 summarizes this prior landscape and marks the novelty boundary the present argument must respect.</w:t>
       </w:r>
     </w:p>
     <w:p>
@@ -1434,7 +1434,27 @@
               <w:rPr>
                 <w:sz w:val="20"/>
               </w:rPr>
-              <w:t>Assignment weights w_ij linking each feature to each agent; the representational architecture</w:t>
+              <w:t xml:space="preserve">Assignment weights </w:t>
+            </w:r>
+            <w:r>
+              <w:rPr>
+                <w:i/>
+                <w:sz w:val="20"/>
+              </w:rPr>
+              <w:t>w</w:t>
+            </w:r>
+            <w:r>
+              <w:rPr>
+                <w:sz w:val="20"/>
+                <w:vertAlign w:val="subscript"/>
+              </w:rPr>
+              <w:t>ij</w:t>
+            </w:r>
+            <w:r>
+              <w:rPr>
+                <w:sz w:val="20"/>
+              </w:rPr>
+              <w:t xml:space="preserve"> linking each feature to each agent; the representational architecture</w:t>
             </w:r>
           </w:p>
         </w:tc>
@@ -6827,7 +6847,7 @@
           <w:i w:val="0"/>
           <w:sz w:val="24"/>
         </w:rPr>
-        <w:t xml:space="preserve"> 56: 48–67. https://doi.org/10.2307/2928715</w:t>
+        <w:t xml:space="preserve"> 56: 48–67. https://doi.org/10.2307/2928707</w:t>
       </w:r>
     </w:p>
     <w:p>
@@ -7079,7 +7099,7 @@
           <w:i w:val="0"/>
           <w:sz w:val="24"/>
         </w:rPr>
-        <w:t xml:space="preserve"> 29(3): 358–374. https://doi.org/10.2307/2091929</w:t>
+        <w:t xml:space="preserve"> 29(3): 358–374. https://doi.org/10.2307/2091480</w:t>
       </w:r>
     </w:p>
     <w:p>
@@ -7430,7 +7450,7 @@
           <w:i w:val="0"/>
           <w:sz w:val="24"/>
         </w:rPr>
-        <w:t xml:space="preserve"> 104(18): 7357–7360. https://doi.org/10.1073/pnas.0700591104</w:t>
+        <w:t xml:space="preserve"> 104(18): 7357–7360. https://doi.org/10.1073/pnas.0701768104</w:t>
       </w:r>
     </w:p>
     <w:p>
@@ -7611,6 +7631,34 @@
           <w:i w:val="0"/>
           <w:sz w:val="24"/>
         </w:rPr>
+        <w:t xml:space="preserve">Klostermaier, Klaus. 2007. </w:t>
+      </w:r>
+      <w:r>
+        <w:rPr>
+          <w:i/>
+          <w:sz w:val="24"/>
+        </w:rPr>
+        <w:t>A Survey of Hinduism</w:t>
+      </w:r>
+      <w:r>
+        <w:rPr>
+          <w:b w:val="0"/>
+          <w:i w:val="0"/>
+          <w:sz w:val="24"/>
+        </w:rPr>
+        <w:t>, 3rd ed. Albany: SUNY Press.</w:t>
+      </w:r>
+    </w:p>
+    <w:p>
+      <w:pPr>
+        <w:ind w:left="576" w:hanging="576"/>
+      </w:pPr>
+      <w:r>
+        <w:rPr>
+          <w:b w:val="0"/>
+          <w:i w:val="0"/>
+          <w:sz w:val="24"/>
+        </w:rPr>
         <w:t xml:space="preserve">Lang, Andrew. 1898. </w:t>
       </w:r>
       <w:r>
@@ -7627,34 +7675,6 @@
           <w:sz w:val="24"/>
         </w:rPr>
         <w:t>. London: Longmans, Green.</w:t>
-      </w:r>
-    </w:p>
-    <w:p>
-      <w:pPr>
-        <w:ind w:left="576" w:hanging="576"/>
-      </w:pPr>
-      <w:r>
-        <w:rPr>
-          <w:b w:val="0"/>
-          <w:i w:val="0"/>
-          <w:sz w:val="24"/>
-        </w:rPr>
-        <w:t xml:space="preserve">Klostermaier, Klaus. 2007. </w:t>
-      </w:r>
-      <w:r>
-        <w:rPr>
-          <w:i/>
-          <w:sz w:val="24"/>
-        </w:rPr>
-        <w:t>A Survey of Hinduism</w:t>
-      </w:r>
-      <w:r>
-        <w:rPr>
-          <w:b w:val="0"/>
-          <w:i w:val="0"/>
-          <w:sz w:val="24"/>
-        </w:rPr>
-        <w:t>, 3rd ed. Albany: SUNY Press.</w:t>
       </w:r>
     </w:p>
     <w:p>
@@ -8046,7 +8066,7 @@
           <w:i w:val="0"/>
           <w:sz w:val="24"/>
         </w:rPr>
-        <w:t xml:space="preserve"> 6(1): 77–107. https://doi.org/10.21237/C7clio6127693</w:t>
+        <w:t xml:space="preserve"> 6(1): 77–107. https://doi.org/10.21237/C7clio6127917</w:t>
       </w:r>
     </w:p>
     <w:p>
